--- a/src/Parchment.Tests/Scenarios/markdown-with-html/output.verified.docx
+++ b/src/Parchment.Tests/Scenarios/markdown-with-html/output.verified.docx
@@ -29,13 +29,10 @@
         <w:t xml:space="preserve"> markdown with an </w:t>
       </w:r>
       <w:r>
-        <w:t xml:space="preserve">&lt;em&gt;</w:t>
-      </w:r>
-      <w:r>
+        <w:rPr>
+          <w:i/>
+        </w:rPr>
         <w:t xml:space="preserve">inline HTML</w:t>
-      </w:r>
-      <w:r>
-        <w:t xml:space="preserve">&lt;/em&gt;</w:t>
       </w:r>
       <w:r>
         <w:t xml:space="preserve"> tag.</w:t>
